--- a/AppForLogin/Documenten/Software Requirements Specification.docx
+++ b/AppForLogin/Documenten/Software Requirements Specification.docx
@@ -14,7 +14,39 @@
           <w:b/>
           <w:bCs/>
         </w:rPr>
-        <w:t>Software Requirements Specification (SRS)</w:t>
+        <w:t xml:space="preserve">Software </w:t>
+      </w:r>
+      <w:proofErr w:type="spellStart"/>
+      <w:r>
+        <w:rPr>
+          <w:b/>
+          <w:bCs/>
+        </w:rPr>
+        <w:t>Requirements</w:t>
+      </w:r>
+      <w:proofErr w:type="spellEnd"/>
+      <w:r>
+        <w:rPr>
+          <w:b/>
+          <w:bCs/>
+        </w:rPr>
+        <w:t xml:space="preserve"> </w:t>
+      </w:r>
+      <w:proofErr w:type="spellStart"/>
+      <w:r>
+        <w:rPr>
+          <w:b/>
+          <w:bCs/>
+        </w:rPr>
+        <w:t>Specification</w:t>
+      </w:r>
+      <w:proofErr w:type="spellEnd"/>
+      <w:r>
+        <w:rPr>
+          <w:b/>
+          <w:bCs/>
+        </w:rPr>
+        <w:t xml:space="preserve"> (SRS)</w:t>
       </w:r>
     </w:p>
     <w:p>
@@ -34,7 +66,15 @@
     </w:p>
     <w:p>
       <w:r>
-        <w:t>Deze SRS beschrijft de vereisten voor een budgetapplicatie die zowel geplande budgetten (BudgetLines) als werkelijke transacties (Transactions) beheert. Het systeem ondersteunt categorieën en subcategorieën, koppelingen tussen budgetregels en transacties, en rapportage van plan versus realisatie.</w:t>
+        <w:t>Deze SRS beschrijft de vereisten voor een budgetapplicatie die zowel geplande budgetten (</w:t>
+      </w:r>
+      <w:proofErr w:type="spellStart"/>
+      <w:r>
+        <w:t>BudgetLines</w:t>
+      </w:r>
+      <w:proofErr w:type="spellEnd"/>
+      <w:r>
+        <w:t>) als werkelijke transacties (Transactions) beheert. Het systeem ondersteunt categorieën en subcategorieën, koppelingen tussen budgetregels en transacties, en rapportage van plan versus realisatie.</w:t>
       </w:r>
       <w:r>
         <w:t xml:space="preserve"> De applicatie is bedoeld voor huishoudens dus niet perse voor persoonlijk</w:t>
@@ -64,6 +104,27 @@
     <w:p>
       <w:r>
         <w:t>Het doel van dit document is om een duidelijke en consistente basis te bieden voor verdere ontwikkeling, zodat verlies van context wordt voorkomen.</w:t>
+      </w:r>
+    </w:p>
+    <w:p>
+      <w:r>
+        <w:t xml:space="preserve">Het doel van de applicatie is het verschaffen van een tool dat huishoudens kunnen gebruiken om hun budget te overzien en waar nodig te verbeteren. Het moet kwalitatief beter inzicht verschaffen dan bijvoorbeeld een </w:t>
+      </w:r>
+      <w:proofErr w:type="spellStart"/>
+      <w:r>
+        <w:t>excel</w:t>
+      </w:r>
+      <w:proofErr w:type="spellEnd"/>
+      <w:r>
+        <w:t xml:space="preserve"> sheetje en tegelijkertijd minder tijd kosten om te onderhouden. Deze twee eigenschappen moeten ervoor zorgen dat huishoudens het langer volhouden om hun </w:t>
+      </w:r>
+      <w:proofErr w:type="spellStart"/>
+      <w:r>
+        <w:t>financien</w:t>
+      </w:r>
+      <w:proofErr w:type="spellEnd"/>
+      <w:r>
+        <w:t xml:space="preserve"> te controleren.</w:t>
       </w:r>
     </w:p>
     <w:p>
@@ -105,7 +166,19 @@
         </w:numPr>
       </w:pPr>
       <w:r>
-        <w:t>Vastleggen van budgetten per periode en categorie.</w:t>
+        <w:t>Vastleggen van budgetten per periode</w:t>
+      </w:r>
+      <w:r>
+        <w:t xml:space="preserve">, </w:t>
+      </w:r>
+      <w:r>
+        <w:t>categorie</w:t>
+      </w:r>
+      <w:r>
+        <w:t xml:space="preserve"> en product</w:t>
+      </w:r>
+      <w:r>
+        <w:t>.</w:t>
       </w:r>
     </w:p>
     <w:p>
@@ -116,7 +189,10 @@
         </w:numPr>
       </w:pPr>
       <w:r>
-        <w:t>Registratie van transacties (handmatig of geïmporteerd).</w:t>
+        <w:t>Het is makkelijker voor gebruikers om te weten wat ze kopen (product) dan wat het allemaal bij elkaar kost.(categorie). Maar alleen producten toelaten als budget zal veel tijd kosten bij het invoeren van een budget. Beide manieren moeten tegelijkertijd kunnen</w:t>
+      </w:r>
+      <w:r>
+        <w:t>. Maar we willen er geen “Voorraad systeem” van maken. Waardoor er niet in transacties aangegeven hoeft te worden welke product gekocht is.</w:t>
       </w:r>
     </w:p>
     <w:p>
@@ -127,7 +203,7 @@
         </w:numPr>
       </w:pPr>
       <w:r>
-        <w:t>Vergelijking van geplande en gerealiseerde bedragen.</w:t>
+        <w:t>Registratie van transacties (handmatig of geïmporteerd).</w:t>
       </w:r>
     </w:p>
     <w:p>
@@ -138,7 +214,59 @@
         </w:numPr>
       </w:pPr>
       <w:r>
+        <w:t>Vergelijking van geplande en gerealiseerde bedragen.</w:t>
+      </w:r>
+    </w:p>
+    <w:p>
+      <w:pPr>
+        <w:numPr>
+          <w:ilvl w:val="0"/>
+          <w:numId w:val="1"/>
+        </w:numPr>
+      </w:pPr>
+      <w:r>
         <w:t>Rapportage en analyse.</w:t>
+      </w:r>
+      <w:r>
+        <w:t xml:space="preserve"> Naar welke producten/</w:t>
+      </w:r>
+      <w:proofErr w:type="spellStart"/>
+      <w:r>
+        <w:t>categorien</w:t>
+      </w:r>
+      <w:proofErr w:type="spellEnd"/>
+      <w:r>
+        <w:t xml:space="preserve"> gaat er geld. En </w:t>
+      </w:r>
+      <w:proofErr w:type="spellStart"/>
+      <w:r>
+        <w:t>waat</w:t>
+      </w:r>
+      <w:proofErr w:type="spellEnd"/>
+      <w:r>
+        <w:t xml:space="preserve"> kan er het beste aandacht geschonken worden om verbetering aan de </w:t>
+      </w:r>
+      <w:proofErr w:type="spellStart"/>
+      <w:r>
+        <w:t>financien</w:t>
+      </w:r>
+      <w:proofErr w:type="spellEnd"/>
+      <w:r>
+        <w:t xml:space="preserve"> te brengen.</w:t>
+      </w:r>
+    </w:p>
+    <w:p>
+      <w:pPr>
+        <w:numPr>
+          <w:ilvl w:val="0"/>
+          <w:numId w:val="1"/>
+        </w:numPr>
+      </w:pPr>
+      <w:r>
+        <w:t xml:space="preserve">Multi User. Een huisgouden bestaat vaak uit meerdere personen. Maar ook dan </w:t>
+      </w:r>
+      <w:r>
+        <w:t>moet het mogelijk zijn om hulp van buitenaf te verkrijgen.</w:t>
       </w:r>
     </w:p>
     <w:p>
@@ -179,7 +307,15 @@
         </w:numPr>
       </w:pPr>
       <w:r>
-        <w:t>Een categorie heeft een naam, kleur, icoon en optioneel een parentcategorie.</w:t>
+        <w:t xml:space="preserve">Een categorie heeft een naam, kleur, icoon en optioneel een </w:t>
+      </w:r>
+      <w:proofErr w:type="spellStart"/>
+      <w:r>
+        <w:t>parentcategorie</w:t>
+      </w:r>
+      <w:proofErr w:type="spellEnd"/>
+      <w:r>
+        <w:t>.</w:t>
       </w:r>
     </w:p>
     <w:p>
@@ -201,6 +337,7 @@
         </w:numPr>
       </w:pPr>
       <w:r>
+        <w:lastRenderedPageBreak/>
         <w:t>Is hiërarchisch zodat subcategorieën onder een categorie vallen</w:t>
       </w:r>
     </w:p>
@@ -230,7 +367,15 @@
         <w:t>Een budget bestaat uit meerdere budgetregels.</w:t>
       </w:r>
       <w:r>
-        <w:t xml:space="preserve"> (Eentje voor Januari, eentje voor februari enz)</w:t>
+        <w:t xml:space="preserve"> (Eentje voor Januari, eentje voor februari </w:t>
+      </w:r>
+      <w:proofErr w:type="spellStart"/>
+      <w:r>
+        <w:t>enz</w:t>
+      </w:r>
+      <w:proofErr w:type="spellEnd"/>
+      <w:r>
+        <w:t>)</w:t>
       </w:r>
     </w:p>
     <w:p>
@@ -252,7 +397,23 @@
         </w:numPr>
       </w:pPr>
       <w:r>
-        <w:t>Unieke constraint mogelijk: één budgetregel per Budget+Categorie+Periode.</w:t>
+        <w:t xml:space="preserve">Unieke </w:t>
+      </w:r>
+      <w:proofErr w:type="spellStart"/>
+      <w:r>
+        <w:t>constraint</w:t>
+      </w:r>
+      <w:proofErr w:type="spellEnd"/>
+      <w:r>
+        <w:t xml:space="preserve"> mogelijk: één budgetregel per </w:t>
+      </w:r>
+      <w:proofErr w:type="spellStart"/>
+      <w:r>
+        <w:t>Budget+Categorie+Periode</w:t>
+      </w:r>
+      <w:proofErr w:type="spellEnd"/>
+      <w:r>
+        <w:t>.</w:t>
       </w:r>
     </w:p>
     <w:p>
@@ -284,7 +445,6 @@
           <w:b/>
           <w:bCs/>
         </w:rPr>
-        <w:lastRenderedPageBreak/>
         <w:t>2.3 Transacties</w:t>
       </w:r>
     </w:p>
@@ -335,7 +495,35 @@
         <w:rPr>
           <w:lang w:val="en-US"/>
         </w:rPr>
-        <w:t xml:space="preserve">Status kan zijn: </w:t>
+        <w:t xml:space="preserve">Status </w:t>
+      </w:r>
+      <w:proofErr w:type="spellStart"/>
+      <w:r>
+        <w:rPr>
+          <w:lang w:val="en-US"/>
+        </w:rPr>
+        <w:t>kan</w:t>
+      </w:r>
+      <w:proofErr w:type="spellEnd"/>
+      <w:r>
+        <w:rPr>
+          <w:lang w:val="en-US"/>
+        </w:rPr>
+        <w:t xml:space="preserve"> </w:t>
+      </w:r>
+      <w:proofErr w:type="spellStart"/>
+      <w:r>
+        <w:rPr>
+          <w:lang w:val="en-US"/>
+        </w:rPr>
+        <w:t>zijn</w:t>
+      </w:r>
+      <w:proofErr w:type="spellEnd"/>
+      <w:r>
+        <w:rPr>
+          <w:lang w:val="en-US"/>
+        </w:rPr>
+        <w:t xml:space="preserve">: </w:t>
       </w:r>
     </w:p>
     <w:p>
@@ -354,12 +542,28 @@
         </w:rPr>
         <w:t xml:space="preserve">Manual, </w:t>
       </w:r>
+      <w:proofErr w:type="spellStart"/>
       <w:r>
         <w:rPr>
           <w:lang w:val="en-US"/>
         </w:rPr>
-        <w:t>Handmatig ingevoerd</w:t>
-      </w:r>
+        <w:t>Handmatig</w:t>
+      </w:r>
+      <w:proofErr w:type="spellEnd"/>
+      <w:r>
+        <w:rPr>
+          <w:lang w:val="en-US"/>
+        </w:rPr>
+        <w:t xml:space="preserve"> </w:t>
+      </w:r>
+      <w:proofErr w:type="spellStart"/>
+      <w:r>
+        <w:rPr>
+          <w:lang w:val="en-US"/>
+        </w:rPr>
+        <w:t>ingevoerd</w:t>
+      </w:r>
+      <w:proofErr w:type="spellEnd"/>
     </w:p>
     <w:p>
       <w:pPr>
@@ -368,11 +572,21 @@
           <w:numId w:val="4"/>
         </w:numPr>
       </w:pPr>
-      <w:r>
-        <w:t xml:space="preserve">Imported, </w:t>
-      </w:r>
-      <w:r>
-        <w:t>Geimporteerd via een P</w:t>
+      <w:proofErr w:type="spellStart"/>
+      <w:r>
+        <w:t>Imported</w:t>
+      </w:r>
+      <w:proofErr w:type="spellEnd"/>
+      <w:r>
+        <w:t xml:space="preserve">, </w:t>
+      </w:r>
+      <w:proofErr w:type="spellStart"/>
+      <w:r>
+        <w:t>Geimporteerd</w:t>
+      </w:r>
+      <w:proofErr w:type="spellEnd"/>
+      <w:r>
+        <w:t xml:space="preserve"> via een P</w:t>
       </w:r>
       <w:r>
         <w:t xml:space="preserve">DF </w:t>
@@ -385,8 +599,13 @@
           <w:numId w:val="4"/>
         </w:numPr>
       </w:pPr>
-      <w:r>
-        <w:t xml:space="preserve">Pending, </w:t>
+      <w:proofErr w:type="spellStart"/>
+      <w:r>
+        <w:t>Pending</w:t>
+      </w:r>
+      <w:proofErr w:type="spellEnd"/>
+      <w:r>
+        <w:t xml:space="preserve">, </w:t>
       </w:r>
       <w:r>
         <w:t>Nog niet zeker</w:t>
@@ -415,8 +634,44 @@
         <w:rPr>
           <w:lang w:val="en-US"/>
         </w:rPr>
-        <w:t xml:space="preserve"> Helemaal goed bevonden</w:t>
-      </w:r>
+        <w:t xml:space="preserve"> </w:t>
+      </w:r>
+      <w:proofErr w:type="spellStart"/>
+      <w:r>
+        <w:rPr>
+          <w:lang w:val="en-US"/>
+        </w:rPr>
+        <w:t>Helemaal</w:t>
+      </w:r>
+      <w:proofErr w:type="spellEnd"/>
+      <w:r>
+        <w:rPr>
+          <w:lang w:val="en-US"/>
+        </w:rPr>
+        <w:t xml:space="preserve"> </w:t>
+      </w:r>
+      <w:proofErr w:type="spellStart"/>
+      <w:r>
+        <w:rPr>
+          <w:lang w:val="en-US"/>
+        </w:rPr>
+        <w:t>goed</w:t>
+      </w:r>
+      <w:proofErr w:type="spellEnd"/>
+      <w:r>
+        <w:rPr>
+          <w:lang w:val="en-US"/>
+        </w:rPr>
+        <w:t xml:space="preserve"> </w:t>
+      </w:r>
+      <w:proofErr w:type="spellStart"/>
+      <w:r>
+        <w:rPr>
+          <w:lang w:val="en-US"/>
+        </w:rPr>
+        <w:t>bevonden</w:t>
+      </w:r>
+      <w:proofErr w:type="spellEnd"/>
     </w:p>
     <w:p>
       <w:pPr>
@@ -429,14 +684,22 @@
           <w:bCs/>
         </w:rPr>
       </w:pPr>
-      <w:r>
-        <w:t>Rejected.</w:t>
-      </w:r>
-      <w:r>
-        <w:t xml:space="preserve"> Hoort niet in di</w:t>
-      </w:r>
-      <w:r>
-        <w:t>t overzicht thuis</w:t>
+      <w:proofErr w:type="spellStart"/>
+      <w:r>
+        <w:t>Rejected</w:t>
+      </w:r>
+      <w:proofErr w:type="spellEnd"/>
+      <w:r>
+        <w:t>.</w:t>
+      </w:r>
+      <w:r>
+        <w:t xml:space="preserve"> Hoort niet in </w:t>
+      </w:r>
+      <w:r>
+        <w:t>het</w:t>
+      </w:r>
+      <w:r>
+        <w:t xml:space="preserve"> overzicht thuis</w:t>
       </w:r>
     </w:p>
     <w:p>
@@ -470,7 +733,23 @@
         </w:numPr>
       </w:pPr>
       <w:r>
-        <w:t>Optioneel: een transactie kan verdeeld worden over meerdere budgetregels via een junction-tabel TransactionBudgetLine.</w:t>
+        <w:t xml:space="preserve">Optioneel: een transactie kan verdeeld worden over meerdere budgetregels via een </w:t>
+      </w:r>
+      <w:proofErr w:type="spellStart"/>
+      <w:r>
+        <w:t>junction</w:t>
+      </w:r>
+      <w:proofErr w:type="spellEnd"/>
+      <w:r>
+        <w:t xml:space="preserve">-tabel </w:t>
+      </w:r>
+      <w:proofErr w:type="spellStart"/>
+      <w:r>
+        <w:t>TransactionBudgetLine</w:t>
+      </w:r>
+      <w:proofErr w:type="spellEnd"/>
+      <w:r>
+        <w:t>.</w:t>
       </w:r>
     </w:p>
     <w:p>
@@ -528,8 +807,13 @@
           <w:numId w:val="6"/>
         </w:numPr>
       </w:pPr>
-      <w:r>
-        <w:t>Forecasting lopend jaar, waar maanden die al geweest zijn actuele transacties weergeven.</w:t>
+      <w:proofErr w:type="spellStart"/>
+      <w:r>
+        <w:t>Forecasting</w:t>
+      </w:r>
+      <w:proofErr w:type="spellEnd"/>
+      <w:r>
+        <w:t xml:space="preserve"> lopend jaar, waar maanden die al geweest zijn actuele transacties weergeven.</w:t>
       </w:r>
     </w:p>
     <w:p>
@@ -559,6 +843,7 @@
           <w:b/>
           <w:bCs/>
         </w:rPr>
+        <w:lastRenderedPageBreak/>
         <w:t>3.1 Performance</w:t>
       </w:r>
     </w:p>
@@ -570,7 +855,31 @@
         </w:numPr>
       </w:pPr>
       <w:r>
-        <w:t>Indexen op CategoryId, Period en Date voor snelle queries.</w:t>
+        <w:t xml:space="preserve">Indexen op </w:t>
+      </w:r>
+      <w:proofErr w:type="spellStart"/>
+      <w:r>
+        <w:t>CategoryId</w:t>
+      </w:r>
+      <w:proofErr w:type="spellEnd"/>
+      <w:r>
+        <w:t xml:space="preserve">, </w:t>
+      </w:r>
+      <w:proofErr w:type="spellStart"/>
+      <w:r>
+        <w:t>Period</w:t>
+      </w:r>
+      <w:proofErr w:type="spellEnd"/>
+      <w:r>
+        <w:t xml:space="preserve"> en Date voor snelle </w:t>
+      </w:r>
+      <w:proofErr w:type="spellStart"/>
+      <w:r>
+        <w:t>queries</w:t>
+      </w:r>
+      <w:proofErr w:type="spellEnd"/>
+      <w:r>
+        <w:t>.</w:t>
       </w:r>
     </w:p>
     <w:p>
@@ -595,24 +904,54 @@
           <w:numId w:val="8"/>
         </w:numPr>
       </w:pPr>
-      <w:r>
-        <w:t>Foreign keys en delete-behaviour ingesteld om dataconsistentie te waarborgen.</w:t>
-      </w:r>
-    </w:p>
-    <w:p>
-      <w:pPr>
-        <w:rPr>
-          <w:b/>
-          <w:bCs/>
-        </w:rPr>
-      </w:pPr>
-      <w:r>
-        <w:rPr>
-          <w:b/>
-          <w:bCs/>
-        </w:rPr>
-        <w:t>3.3 Usability</w:t>
-      </w:r>
+      <w:proofErr w:type="spellStart"/>
+      <w:r>
+        <w:t>Foreign</w:t>
+      </w:r>
+      <w:proofErr w:type="spellEnd"/>
+      <w:r>
+        <w:t xml:space="preserve"> </w:t>
+      </w:r>
+      <w:proofErr w:type="spellStart"/>
+      <w:r>
+        <w:t>keys</w:t>
+      </w:r>
+      <w:proofErr w:type="spellEnd"/>
+      <w:r>
+        <w:t xml:space="preserve"> en delete-</w:t>
+      </w:r>
+      <w:proofErr w:type="spellStart"/>
+      <w:r>
+        <w:t>behaviour</w:t>
+      </w:r>
+      <w:proofErr w:type="spellEnd"/>
+      <w:r>
+        <w:t xml:space="preserve"> ingesteld om dataconsistentie te waarborgen.</w:t>
+      </w:r>
+    </w:p>
+    <w:p>
+      <w:pPr>
+        <w:rPr>
+          <w:b/>
+          <w:bCs/>
+        </w:rPr>
+      </w:pPr>
+      <w:r>
+        <w:rPr>
+          <w:b/>
+          <w:bCs/>
+        </w:rPr>
+        <w:t xml:space="preserve">3.3 </w:t>
+      </w:r>
+      <w:proofErr w:type="spellStart"/>
+      <w:r>
+        <w:rPr>
+          <w:b/>
+          <w:bCs/>
+        </w:rPr>
+        <w:t>Usability</w:t>
+      </w:r>
+      <w:proofErr w:type="spellEnd"/>
     </w:p>
     <w:p>
       <w:pPr>
@@ -622,7 +961,10 @@
         </w:numPr>
       </w:pPr>
       <w:r>
-        <w:t>UI moet invoer van transacties eenvoudig maken (alleen categorie verplicht).</w:t>
+        <w:t>UI moet invoer van transacties eenvoudig maken</w:t>
+      </w:r>
+      <w:r>
+        <w:t>.</w:t>
       </w:r>
     </w:p>
     <w:p>
@@ -672,7 +1014,6 @@
           <w:b/>
           <w:bCs/>
         </w:rPr>
-        <w:lastRenderedPageBreak/>
         <w:t>4. Data Model</w:t>
       </w:r>
     </w:p>
@@ -695,6 +1036,7 @@
         <w:rPr>
           <w:b/>
           <w:bCs/>
+          <w:noProof/>
         </w:rPr>
         <w:drawing>
           <wp:inline distT="0" distB="0" distL="0" distR="0" wp14:anchorId="5538F894" wp14:editId="05A52694">
@@ -712,7 +1054,7 @@
                     <pic:cNvPicPr/>
                   </pic:nvPicPr>
                   <pic:blipFill>
-                    <a:blip r:embed="rId7"/>
+                    <a:blip r:embed="rId8"/>
                     <a:stretch>
                       <a:fillRect/>
                     </a:stretch>
@@ -753,6 +1095,7 @@
           <w:b/>
           <w:bCs/>
         </w:rPr>
+        <w:lastRenderedPageBreak/>
         <w:t>4.1 Tabellen</w:t>
       </w:r>
     </w:p>
@@ -780,8 +1123,58 @@
         <w:rPr>
           <w:lang w:val="en-US"/>
         </w:rPr>
-        <w:t>: Id, Name, Icon, ColorHex, ParentCategoryId, CreatedAt, LastUpdatedAt</w:t>
-      </w:r>
+        <w:t xml:space="preserve">: Id, Name, Icon, </w:t>
+      </w:r>
+      <w:proofErr w:type="spellStart"/>
+      <w:r>
+        <w:rPr>
+          <w:lang w:val="en-US"/>
+        </w:rPr>
+        <w:t>ColorHex</w:t>
+      </w:r>
+      <w:proofErr w:type="spellEnd"/>
+      <w:r>
+        <w:rPr>
+          <w:lang w:val="en-US"/>
+        </w:rPr>
+        <w:t xml:space="preserve">, </w:t>
+      </w:r>
+      <w:proofErr w:type="spellStart"/>
+      <w:r>
+        <w:rPr>
+          <w:lang w:val="en-US"/>
+        </w:rPr>
+        <w:t>ParentCategoryId</w:t>
+      </w:r>
+      <w:proofErr w:type="spellEnd"/>
+      <w:r>
+        <w:rPr>
+          <w:lang w:val="en-US"/>
+        </w:rPr>
+        <w:t xml:space="preserve">, </w:t>
+      </w:r>
+      <w:proofErr w:type="spellStart"/>
+      <w:r>
+        <w:rPr>
+          <w:lang w:val="en-US"/>
+        </w:rPr>
+        <w:t>CreatedAt</w:t>
+      </w:r>
+      <w:proofErr w:type="spellEnd"/>
+      <w:r>
+        <w:rPr>
+          <w:lang w:val="en-US"/>
+        </w:rPr>
+        <w:t xml:space="preserve">, </w:t>
+      </w:r>
+      <w:proofErr w:type="spellStart"/>
+      <w:r>
+        <w:rPr>
+          <w:lang w:val="en-US"/>
+        </w:rPr>
+        <w:t>LastUpdatedAt</w:t>
+      </w:r>
+      <w:proofErr w:type="spellEnd"/>
     </w:p>
     <w:p>
       <w:pPr>
@@ -793,20 +1186,94 @@
           <w:lang w:val="en-US"/>
         </w:rPr>
       </w:pPr>
+      <w:proofErr w:type="spellStart"/>
       <w:r>
         <w:rPr>
           <w:b/>
           <w:bCs/>
           <w:lang w:val="en-US"/>
         </w:rPr>
-        <w:t xml:space="preserve">BudgetLine: </w:t>
-      </w:r>
-      <w:r>
-        <w:rPr>
+        <w:t>BudgetLine</w:t>
+      </w:r>
+      <w:proofErr w:type="spellEnd"/>
+      <w:r>
+        <w:rPr>
+          <w:b/>
+          <w:bCs/>
           <w:lang w:val="en-US"/>
         </w:rPr>
-        <w:t>Id, CategoryId, Period, PlannedAmount, IsIncome, Notes, CreatedAt, LastUpdatedAt</w:t>
-      </w:r>
+        <w:t xml:space="preserve">: </w:t>
+      </w:r>
+      <w:r>
+        <w:rPr>
+          <w:lang w:val="en-US"/>
+        </w:rPr>
+        <w:t xml:space="preserve">Id, </w:t>
+      </w:r>
+      <w:proofErr w:type="spellStart"/>
+      <w:r>
+        <w:rPr>
+          <w:lang w:val="en-US"/>
+        </w:rPr>
+        <w:t>CategoryId</w:t>
+      </w:r>
+      <w:proofErr w:type="spellEnd"/>
+      <w:r>
+        <w:rPr>
+          <w:lang w:val="en-US"/>
+        </w:rPr>
+        <w:t xml:space="preserve">, Period, </w:t>
+      </w:r>
+      <w:proofErr w:type="spellStart"/>
+      <w:r>
+        <w:rPr>
+          <w:lang w:val="en-US"/>
+        </w:rPr>
+        <w:t>PlannedAmount</w:t>
+      </w:r>
+      <w:proofErr w:type="spellEnd"/>
+      <w:r>
+        <w:rPr>
+          <w:lang w:val="en-US"/>
+        </w:rPr>
+        <w:t xml:space="preserve">, </w:t>
+      </w:r>
+      <w:proofErr w:type="spellStart"/>
+      <w:r>
+        <w:rPr>
+          <w:lang w:val="en-US"/>
+        </w:rPr>
+        <w:t>IsIncome</w:t>
+      </w:r>
+      <w:proofErr w:type="spellEnd"/>
+      <w:r>
+        <w:rPr>
+          <w:lang w:val="en-US"/>
+        </w:rPr>
+        <w:t xml:space="preserve">, Notes, </w:t>
+      </w:r>
+      <w:proofErr w:type="spellStart"/>
+      <w:r>
+        <w:rPr>
+          <w:lang w:val="en-US"/>
+        </w:rPr>
+        <w:t>CreatedAt</w:t>
+      </w:r>
+      <w:proofErr w:type="spellEnd"/>
+      <w:r>
+        <w:rPr>
+          <w:lang w:val="en-US"/>
+        </w:rPr>
+        <w:t xml:space="preserve">, </w:t>
+      </w:r>
+      <w:proofErr w:type="spellStart"/>
+      <w:r>
+        <w:rPr>
+          <w:lang w:val="en-US"/>
+        </w:rPr>
+        <w:t>LastUpdatedAt</w:t>
+      </w:r>
+      <w:proofErr w:type="spellEnd"/>
     </w:p>
     <w:p>
       <w:pPr>
@@ -830,8 +1297,58 @@
         <w:rPr>
           <w:lang w:val="en-US"/>
         </w:rPr>
-        <w:t>Id, CategoryId, Date, Amount, IsIncome, Status, Description, CreatedAt, LastUpdatedAt</w:t>
-      </w:r>
+        <w:t xml:space="preserve">Id, </w:t>
+      </w:r>
+      <w:proofErr w:type="spellStart"/>
+      <w:r>
+        <w:rPr>
+          <w:lang w:val="en-US"/>
+        </w:rPr>
+        <w:t>CategoryId</w:t>
+      </w:r>
+      <w:proofErr w:type="spellEnd"/>
+      <w:r>
+        <w:rPr>
+          <w:lang w:val="en-US"/>
+        </w:rPr>
+        <w:t xml:space="preserve">, Date, Amount, </w:t>
+      </w:r>
+      <w:proofErr w:type="spellStart"/>
+      <w:r>
+        <w:rPr>
+          <w:lang w:val="en-US"/>
+        </w:rPr>
+        <w:t>IsIncome</w:t>
+      </w:r>
+      <w:proofErr w:type="spellEnd"/>
+      <w:r>
+        <w:rPr>
+          <w:lang w:val="en-US"/>
+        </w:rPr>
+        <w:t xml:space="preserve">, Status, Description, </w:t>
+      </w:r>
+      <w:proofErr w:type="spellStart"/>
+      <w:r>
+        <w:rPr>
+          <w:lang w:val="en-US"/>
+        </w:rPr>
+        <w:t>CreatedAt</w:t>
+      </w:r>
+      <w:proofErr w:type="spellEnd"/>
+      <w:r>
+        <w:rPr>
+          <w:lang w:val="en-US"/>
+        </w:rPr>
+        <w:t xml:space="preserve">, </w:t>
+      </w:r>
+      <w:proofErr w:type="spellStart"/>
+      <w:r>
+        <w:rPr>
+          <w:lang w:val="en-US"/>
+        </w:rPr>
+        <w:t>LastUpdatedAt</w:t>
+      </w:r>
+      <w:proofErr w:type="spellEnd"/>
     </w:p>
     <w:p>
       <w:pPr>
@@ -843,20 +1360,60 @@
           <w:lang w:val="en-US"/>
         </w:rPr>
       </w:pPr>
+      <w:proofErr w:type="spellStart"/>
       <w:r>
         <w:rPr>
           <w:b/>
           <w:bCs/>
           <w:lang w:val="en-US"/>
         </w:rPr>
-        <w:t xml:space="preserve">TransactionBudgetLine: </w:t>
-      </w:r>
-      <w:r>
-        <w:rPr>
+        <w:t>TransactionBudgetLine</w:t>
+      </w:r>
+      <w:proofErr w:type="spellEnd"/>
+      <w:r>
+        <w:rPr>
+          <w:b/>
+          <w:bCs/>
           <w:lang w:val="en-US"/>
         </w:rPr>
-        <w:t>TransactionId, BudgetLineId, AmountAllocated</w:t>
-      </w:r>
+        <w:t xml:space="preserve">: </w:t>
+      </w:r>
+      <w:proofErr w:type="spellStart"/>
+      <w:r>
+        <w:rPr>
+          <w:lang w:val="en-US"/>
+        </w:rPr>
+        <w:t>TransactionId</w:t>
+      </w:r>
+      <w:proofErr w:type="spellEnd"/>
+      <w:r>
+        <w:rPr>
+          <w:lang w:val="en-US"/>
+        </w:rPr>
+        <w:t xml:space="preserve">, </w:t>
+      </w:r>
+      <w:proofErr w:type="spellStart"/>
+      <w:r>
+        <w:rPr>
+          <w:lang w:val="en-US"/>
+        </w:rPr>
+        <w:t>BudgetLineId</w:t>
+      </w:r>
+      <w:proofErr w:type="spellEnd"/>
+      <w:r>
+        <w:rPr>
+          <w:lang w:val="en-US"/>
+        </w:rPr>
+        <w:t xml:space="preserve">, </w:t>
+      </w:r>
+      <w:proofErr w:type="spellStart"/>
+      <w:r>
+        <w:rPr>
+          <w:lang w:val="en-US"/>
+        </w:rPr>
+        <w:t>AmountAllocated</w:t>
+      </w:r>
+      <w:proofErr w:type="spellEnd"/>
       <w:r>
         <w:rPr>
           <w:lang w:val="en-US"/>
@@ -887,7 +1444,15 @@
         </w:numPr>
       </w:pPr>
       <w:r>
-        <w:t>Database: MySQL.</w:t>
+        <w:t xml:space="preserve">Database: </w:t>
+      </w:r>
+      <w:proofErr w:type="spellStart"/>
+      <w:r>
+        <w:t>MySQL</w:t>
+      </w:r>
+      <w:proofErr w:type="spellEnd"/>
+      <w:r>
+        <w:t>.</w:t>
       </w:r>
       <w:r>
         <w:t xml:space="preserve">  Naam: </w:t>
@@ -904,7 +1469,23 @@
         </w:numPr>
       </w:pPr>
       <w:r>
-        <w:t>ORM: Entity Framework Core.</w:t>
+        <w:t xml:space="preserve">ORM: </w:t>
+      </w:r>
+      <w:proofErr w:type="spellStart"/>
+      <w:r>
+        <w:t>Entity</w:t>
+      </w:r>
+      <w:proofErr w:type="spellEnd"/>
+      <w:r>
+        <w:t xml:space="preserve"> Framework </w:t>
+      </w:r>
+      <w:proofErr w:type="spellStart"/>
+      <w:r>
+        <w:t>Core</w:t>
+      </w:r>
+      <w:proofErr w:type="spellEnd"/>
+      <w:r>
+        <w:t>.</w:t>
       </w:r>
     </w:p>
     <w:p>
@@ -921,22 +1502,49 @@
         <w:rPr>
           <w:lang w:val="en-US"/>
         </w:rPr>
-        <w:t>API: RESTful endpoints voor CRUD-operaties.</w:t>
-      </w:r>
-    </w:p>
-    <w:p>
-      <w:pPr>
-        <w:rPr>
-          <w:b/>
-          <w:bCs/>
-        </w:rPr>
-      </w:pPr>
-      <w:r>
-        <w:rPr>
-          <w:b/>
-          <w:bCs/>
-        </w:rPr>
-        <w:lastRenderedPageBreak/>
+        <w:t xml:space="preserve">API: RESTful endpoints </w:t>
+      </w:r>
+      <w:proofErr w:type="spellStart"/>
+      <w:r>
+        <w:rPr>
+          <w:lang w:val="en-US"/>
+        </w:rPr>
+        <w:t>voor</w:t>
+      </w:r>
+      <w:proofErr w:type="spellEnd"/>
+      <w:r>
+        <w:rPr>
+          <w:lang w:val="en-US"/>
+        </w:rPr>
+        <w:t xml:space="preserve"> CRUD-</w:t>
+      </w:r>
+      <w:proofErr w:type="spellStart"/>
+      <w:r>
+        <w:rPr>
+          <w:lang w:val="en-US"/>
+        </w:rPr>
+        <w:t>operaties</w:t>
+      </w:r>
+      <w:proofErr w:type="spellEnd"/>
+      <w:r>
+        <w:rPr>
+          <w:lang w:val="en-US"/>
+        </w:rPr>
+        <w:t>.</w:t>
+      </w:r>
+    </w:p>
+    <w:p>
+      <w:pPr>
+        <w:rPr>
+          <w:b/>
+          <w:bCs/>
+        </w:rPr>
+      </w:pPr>
+      <w:r>
+        <w:rPr>
+          <w:b/>
+          <w:bCs/>
+        </w:rPr>
         <w:t>6. Toekomstige uitbreidingen</w:t>
       </w:r>
     </w:p>
@@ -1025,7 +1633,6 @@
           <w:b/>
           <w:bCs/>
         </w:rPr>
-        <w:lastRenderedPageBreak/>
         <w:t>Checklist / Takenlijst voor jouw Budget</w:t>
       </w:r>
       <w:r>
@@ -1108,9 +1715,11 @@
           <w:numId w:val="13"/>
         </w:numPr>
       </w:pPr>
+      <w:proofErr w:type="spellStart"/>
       <w:r>
         <w:t>MySQL</w:t>
       </w:r>
+      <w:proofErr w:type="spellEnd"/>
       <w:r>
         <w:noBreakHyphen/>
         <w:t>schema ontworpen</w:t>
@@ -1138,9 +1747,11 @@
           <w:numId w:val="13"/>
         </w:numPr>
       </w:pPr>
+      <w:proofErr w:type="spellStart"/>
       <w:r>
         <w:t>DbContext</w:t>
       </w:r>
+      <w:proofErr w:type="spellEnd"/>
       <w:r>
         <w:noBreakHyphen/>
         <w:t>relaties grotendeels gedefinieerd</w:t>
@@ -1179,7 +1790,31 @@
         <w:t>één</w:t>
       </w:r>
       <w:r>
-        <w:t xml:space="preserve"> BudgetLine per (Budget, Category, Period) of </w:t>
+        <w:t xml:space="preserve"> </w:t>
+      </w:r>
+      <w:proofErr w:type="spellStart"/>
+      <w:r>
+        <w:t>BudgetLine</w:t>
+      </w:r>
+      <w:proofErr w:type="spellEnd"/>
+      <w:r>
+        <w:t xml:space="preserve"> per (Budget, </w:t>
+      </w:r>
+      <w:proofErr w:type="spellStart"/>
+      <w:r>
+        <w:t>Category</w:t>
+      </w:r>
+      <w:proofErr w:type="spellEnd"/>
+      <w:r>
+        <w:t xml:space="preserve">, </w:t>
+      </w:r>
+      <w:proofErr w:type="spellStart"/>
+      <w:r>
+        <w:t>Period</w:t>
+      </w:r>
+      <w:proofErr w:type="spellEnd"/>
+      <w:r>
+        <w:t xml:space="preserve">) of </w:t>
       </w:r>
       <w:r>
         <w:rPr>
@@ -1207,7 +1842,15 @@
         <w:t>Als één:</w:t>
       </w:r>
       <w:r>
-        <w:t xml:space="preserve"> unieke constraint behouden</w:t>
+        <w:t xml:space="preserve"> unieke </w:t>
+      </w:r>
+      <w:proofErr w:type="spellStart"/>
+      <w:r>
+        <w:t>constraint</w:t>
+      </w:r>
+      <w:proofErr w:type="spellEnd"/>
+      <w:r>
+        <w:t xml:space="preserve"> behouden</w:t>
       </w:r>
     </w:p>
     <w:p>
@@ -1225,7 +1868,15 @@
         <w:t>Als meerdere:</w:t>
       </w:r>
       <w:r>
-        <w:t xml:space="preserve"> constraint verwijderen en UI aanpassen</w:t>
+        <w:t xml:space="preserve"> </w:t>
+      </w:r>
+      <w:proofErr w:type="spellStart"/>
+      <w:r>
+        <w:t>constraint</w:t>
+      </w:r>
+      <w:proofErr w:type="spellEnd"/>
+      <w:r>
+        <w:t xml:space="preserve"> verwijderen en UI aanpassen</w:t>
       </w:r>
     </w:p>
     <w:p>
@@ -1251,7 +1902,15 @@
         </w:numPr>
       </w:pPr>
       <w:r>
-        <w:t>Wil je splitsingen ondersteunen via TransactionBudgetLine?</w:t>
+        <w:t xml:space="preserve">Wil je splitsingen ondersteunen via </w:t>
+      </w:r>
+      <w:proofErr w:type="spellStart"/>
+      <w:r>
+        <w:t>TransactionBudgetLine</w:t>
+      </w:r>
+      <w:proofErr w:type="spellEnd"/>
+      <w:r>
+        <w:t>?</w:t>
       </w:r>
     </w:p>
     <w:p>
@@ -1262,11 +1921,24 @@
         </w:numPr>
       </w:pPr>
       <w:r>
-        <w:t>Zo ja: junction</w:t>
-      </w:r>
+        <w:t xml:space="preserve">Zo ja: </w:t>
+      </w:r>
+      <w:proofErr w:type="spellStart"/>
+      <w:r>
+        <w:t>junction</w:t>
+      </w:r>
+      <w:proofErr w:type="spellEnd"/>
       <w:r>
         <w:noBreakHyphen/>
-        <w:t>tabel en navigaties activeren</w:t>
+        <w:t xml:space="preserve">tabel en </w:t>
+      </w:r>
+      <w:proofErr w:type="spellStart"/>
+      <w:r>
+        <w:t>navigaties</w:t>
+      </w:r>
+      <w:proofErr w:type="spellEnd"/>
+      <w:r>
+        <w:t xml:space="preserve"> activeren</w:t>
       </w:r>
     </w:p>
     <w:p>
@@ -1292,7 +1964,47 @@
         </w:numPr>
       </w:pPr>
       <w:r>
-        <w:t>Kloppen alle datatypes (Period als DateTime, decimal precisie, enum mapping)?</w:t>
+        <w:t>Kloppen alle datatypes (</w:t>
+      </w:r>
+      <w:proofErr w:type="spellStart"/>
+      <w:r>
+        <w:t>Period</w:t>
+      </w:r>
+      <w:proofErr w:type="spellEnd"/>
+      <w:r>
+        <w:t xml:space="preserve"> als </w:t>
+      </w:r>
+      <w:proofErr w:type="spellStart"/>
+      <w:r>
+        <w:t>DateTime</w:t>
+      </w:r>
+      <w:proofErr w:type="spellEnd"/>
+      <w:r>
+        <w:t xml:space="preserve">, </w:t>
+      </w:r>
+      <w:proofErr w:type="spellStart"/>
+      <w:r>
+        <w:t>decimal</w:t>
+      </w:r>
+      <w:proofErr w:type="spellEnd"/>
+      <w:r>
+        <w:t xml:space="preserve"> precisie, </w:t>
+      </w:r>
+      <w:proofErr w:type="spellStart"/>
+      <w:r>
+        <w:t>enum</w:t>
+      </w:r>
+      <w:proofErr w:type="spellEnd"/>
+      <w:r>
+        <w:t xml:space="preserve"> </w:t>
+      </w:r>
+      <w:proofErr w:type="spellStart"/>
+      <w:r>
+        <w:t>mapping</w:t>
+      </w:r>
+      <w:proofErr w:type="spellEnd"/>
+      <w:r>
+        <w:t>)?</w:t>
       </w:r>
     </w:p>
     <w:p>
@@ -1318,7 +2030,23 @@
         </w:numPr>
       </w:pPr>
       <w:r>
-        <w:t>EF Core migration genereren</w:t>
+        <w:t xml:space="preserve">EF </w:t>
+      </w:r>
+      <w:proofErr w:type="spellStart"/>
+      <w:r>
+        <w:t>Core</w:t>
+      </w:r>
+      <w:proofErr w:type="spellEnd"/>
+      <w:r>
+        <w:t xml:space="preserve"> </w:t>
+      </w:r>
+      <w:proofErr w:type="spellStart"/>
+      <w:r>
+        <w:t>migration</w:t>
+      </w:r>
+      <w:proofErr w:type="spellEnd"/>
+      <w:r>
+        <w:t xml:space="preserve"> genereren</w:t>
       </w:r>
     </w:p>
     <w:p>
@@ -1360,6 +2088,7 @@
           <w:b/>
           <w:bCs/>
         </w:rPr>
+        <w:lastRenderedPageBreak/>
         <w:t>🔶</w:t>
       </w:r>
       <w:r>
@@ -1401,8 +2130,21 @@
         </w:numPr>
       </w:pPr>
       <w:r>
-        <w:t>Automatisch matchen op Category + Period</w:t>
-      </w:r>
+        <w:t xml:space="preserve">Automatisch matchen op </w:t>
+      </w:r>
+      <w:proofErr w:type="spellStart"/>
+      <w:r>
+        <w:t>Category</w:t>
+      </w:r>
+      <w:proofErr w:type="spellEnd"/>
+      <w:r>
+        <w:t xml:space="preserve"> + </w:t>
+      </w:r>
+      <w:proofErr w:type="spellStart"/>
+      <w:r>
+        <w:t>Period</w:t>
+      </w:r>
+      <w:proofErr w:type="spellEnd"/>
     </w:p>
     <w:p>
       <w:pPr>
@@ -1423,7 +2165,15 @@
         </w:numPr>
       </w:pPr>
       <w:r>
-        <w:t>Hoe markeer je “onzeker” of “niet gematcht”?</w:t>
+        <w:t xml:space="preserve">Hoe markeer je “onzeker” of “niet </w:t>
+      </w:r>
+      <w:proofErr w:type="spellStart"/>
+      <w:r>
+        <w:t>gematcht</w:t>
+      </w:r>
+      <w:proofErr w:type="spellEnd"/>
+      <w:r>
+        <w:t>”?</w:t>
       </w:r>
     </w:p>
     <w:p>
@@ -1485,7 +2235,6 @@
           <w:b/>
           <w:bCs/>
         </w:rPr>
-        <w:lastRenderedPageBreak/>
         <w:t>3. User Interface / UX</w:t>
       </w:r>
     </w:p>
@@ -1543,7 +2292,23 @@
         </w:numPr>
       </w:pPr>
       <w:r>
-        <w:t>Minimale invoer: Category + Amount + Date</w:t>
+        <w:t xml:space="preserve">Minimale invoer: </w:t>
+      </w:r>
+      <w:proofErr w:type="spellStart"/>
+      <w:r>
+        <w:t>Category</w:t>
+      </w:r>
+      <w:proofErr w:type="spellEnd"/>
+      <w:r>
+        <w:t xml:space="preserve"> + </w:t>
+      </w:r>
+      <w:proofErr w:type="spellStart"/>
+      <w:r>
+        <w:t>Amount</w:t>
+      </w:r>
+      <w:proofErr w:type="spellEnd"/>
+      <w:r>
+        <w:t xml:space="preserve"> + Date</w:t>
       </w:r>
     </w:p>
     <w:p>
@@ -1554,7 +2319,15 @@
         </w:numPr>
       </w:pPr>
       <w:r>
-        <w:t>Optioneel: BudgetLine kiezen</w:t>
+        <w:t xml:space="preserve">Optioneel: </w:t>
+      </w:r>
+      <w:proofErr w:type="spellStart"/>
+      <w:r>
+        <w:t>BudgetLine</w:t>
+      </w:r>
+      <w:proofErr w:type="spellEnd"/>
+      <w:r>
+        <w:t xml:space="preserve"> kiezen</w:t>
       </w:r>
     </w:p>
     <w:p>
@@ -1590,8 +2363,13 @@
           <w:numId w:val="16"/>
         </w:numPr>
       </w:pPr>
-      <w:r>
-        <w:t>BudgetLine toevoegen/bewerken</w:t>
+      <w:proofErr w:type="spellStart"/>
+      <w:r>
+        <w:t>BudgetLine</w:t>
+      </w:r>
+      <w:proofErr w:type="spellEnd"/>
+      <w:r>
+        <w:t xml:space="preserve"> toevoegen/bewerken</w:t>
       </w:r>
     </w:p>
     <w:p>
@@ -1617,7 +2395,15 @@
         </w:numPr>
       </w:pPr>
       <w:r>
-        <w:t>Plan vs Realisatie per categorie</w:t>
+        <w:t xml:space="preserve">Plan </w:t>
+      </w:r>
+      <w:proofErr w:type="spellStart"/>
+      <w:r>
+        <w:t>vs</w:t>
+      </w:r>
+      <w:proofErr w:type="spellEnd"/>
+      <w:r>
+        <w:t xml:space="preserve"> Realisatie per categorie</w:t>
       </w:r>
     </w:p>
     <w:p>
@@ -1681,7 +2467,14 @@
       </w:r>
       <w:r>
         <w:noBreakHyphen/>
-        <w:t>endpoints voor:</w:t>
+      </w:r>
+      <w:proofErr w:type="spellStart"/>
+      <w:r>
+        <w:t>endpoints</w:t>
+      </w:r>
+      <w:proofErr w:type="spellEnd"/>
+      <w:r>
+        <w:t xml:space="preserve"> voor:</w:t>
       </w:r>
     </w:p>
     <w:p>
@@ -1691,9 +2484,11 @@
           <w:numId w:val="17"/>
         </w:numPr>
       </w:pPr>
+      <w:proofErr w:type="spellStart"/>
       <w:r>
         <w:t>Categories</w:t>
       </w:r>
+      <w:proofErr w:type="spellEnd"/>
     </w:p>
     <w:p>
       <w:pPr>
@@ -1702,9 +2497,11 @@
           <w:numId w:val="17"/>
         </w:numPr>
       </w:pPr>
+      <w:proofErr w:type="spellStart"/>
       <w:r>
         <w:t>BudgetLines</w:t>
       </w:r>
+      <w:proofErr w:type="spellEnd"/>
     </w:p>
     <w:p>
       <w:pPr>
@@ -1724,8 +2521,13 @@
           <w:numId w:val="17"/>
         </w:numPr>
       </w:pPr>
-      <w:r>
-        <w:t>Endpoints voor:</w:t>
+      <w:proofErr w:type="spellStart"/>
+      <w:r>
+        <w:t>Endpoints</w:t>
+      </w:r>
+      <w:proofErr w:type="spellEnd"/>
+      <w:r>
+        <w:t xml:space="preserve"> voor:</w:t>
       </w:r>
     </w:p>
     <w:p>
@@ -1778,6 +2580,7 @@
           <w:b/>
           <w:bCs/>
         </w:rPr>
+        <w:lastRenderedPageBreak/>
         <w:t>🔶</w:t>
       </w:r>
       <w:r>
@@ -1851,8 +2654,21 @@
         </w:numPr>
       </w:pPr>
       <w:r>
-        <w:t>EF Core mapping</w:t>
-      </w:r>
+        <w:t xml:space="preserve">EF </w:t>
+      </w:r>
+      <w:proofErr w:type="spellStart"/>
+      <w:r>
+        <w:t>Core</w:t>
+      </w:r>
+      <w:proofErr w:type="spellEnd"/>
+      <w:r>
+        <w:t xml:space="preserve"> </w:t>
+      </w:r>
+      <w:proofErr w:type="spellStart"/>
+      <w:r>
+        <w:t>mapping</w:t>
+      </w:r>
+      <w:proofErr w:type="spellEnd"/>
     </w:p>
     <w:p>
       <w:pPr>
@@ -1862,8 +2678,13 @@
         </w:numPr>
       </w:pPr>
       <w:r>
-        <w:t>Database constraints</w:t>
-      </w:r>
+        <w:t xml:space="preserve">Database </w:t>
+      </w:r>
+      <w:proofErr w:type="spellStart"/>
+      <w:r>
+        <w:t>constraints</w:t>
+      </w:r>
+      <w:proofErr w:type="spellEnd"/>
     </w:p>
     <w:p/>
     <w:p/>
@@ -1879,7 +2700,6 @@
           <w:b/>
           <w:bCs/>
         </w:rPr>
-        <w:lastRenderedPageBreak/>
         <w:t>6. Toekomstige uitbreidingen (optioneel)</w:t>
       </w:r>
     </w:p>
@@ -1930,12 +2750,12 @@
     <w:p/>
     <w:p/>
     <w:sectPr>
-      <w:headerReference w:type="even" r:id="rId8"/>
-      <w:headerReference w:type="default" r:id="rId9"/>
-      <w:footerReference w:type="even" r:id="rId10"/>
-      <w:footerReference w:type="default" r:id="rId11"/>
-      <w:headerReference w:type="first" r:id="rId12"/>
-      <w:footerReference w:type="first" r:id="rId13"/>
+      <w:headerReference w:type="even" r:id="rId9"/>
+      <w:headerReference w:type="default" r:id="rId10"/>
+      <w:footerReference w:type="even" r:id="rId11"/>
+      <w:footerReference w:type="default" r:id="rId12"/>
+      <w:headerReference w:type="first" r:id="rId13"/>
+      <w:footerReference w:type="first" r:id="rId14"/>
       <w:pgSz w:w="11906" w:h="16838"/>
       <w:pgMar w:top="1417" w:right="1417" w:bottom="1417" w:left="1417" w:header="708" w:footer="708" w:gutter="0"/>
       <w:cols w:space="708"/>
@@ -6315,4 +7135,16 @@
     </a:ext>
   </a:extLst>
 </a:theme>
+</file>
+
+<file path=customXml/item1.xml><?xml version="1.0" encoding="utf-8"?>
+<b:Sources xmlns:b="http://schemas.openxmlformats.org/officeDocument/2006/bibliography" xmlns="http://schemas.openxmlformats.org/officeDocument/2006/bibliography" SelectedStyle="\APASixthEditionOfficeOnline.xsl" StyleName="APA" Version="6"/>
+</file>
+
+<file path=customXml/itemProps1.xml><?xml version="1.0" encoding="utf-8"?>
+<ds:datastoreItem xmlns:ds="http://schemas.openxmlformats.org/officeDocument/2006/customXml" ds:itemID="{B16DF514-1735-4F39-B07D-5ACEBFB1D28F}">
+  <ds:schemaRefs>
+    <ds:schemaRef ds:uri="http://schemas.openxmlformats.org/officeDocument/2006/bibliography"/>
+  </ds:schemaRefs>
+</ds:datastoreItem>
 </file>